--- a/docs/APEX-solution-overview.docx
+++ b/docs/APEX-solution-overview.docx
@@ -5669,6 +5669,41 @@
       </w:r>
       <w:r>
         <w:t xml:space="preserve"> — audience building, creative variant generation, campaign orchestration, attribution, LTV forecasting, journey state.</w:t>
+      </w:r>
+    </w:p>
+    <w:p>
+      <w:pPr>
+        <w:pBdr>
+          <w:top w:val="single" w:color="DBD1B9" w:sz="2"/>
+          <w:bottom w:val="single" w:color="DBD1B9" w:sz="2"/>
+          <w:left w:val="single" w:color="2DD4BF" w:sz="18" w:space="10"/>
+          <w:right w:val="single" w:color="DBD1B9" w:sz="2"/>
+        </w:pBdr>
+        <w:shd w:fill="F4EFE3" w:color="auto" w:val="clear"/>
+        <w:spacing w:after="200" w:before="200" w:line="300"/>
+        <w:ind w:left="280"/>
+      </w:pPr>
+      <w:r>
+        <w:rPr>
+          <w:b/>
+          <w:bCs/>
+          <w:color w:val="0D7D70"/>
+        </w:rPr>
+        <w:t xml:space="preserve">Deep-dive reference: </w:t>
+      </w:r>
+      <w:r>
+        <w:t xml:space="preserve">Each of the 34 RC agents is documented on its own card (purpose, primary ORCH, primary schema, inputs, outputs, decomposition, HITL gate, wave availability) in the companion catalog </w:t>
+      </w:r>
+      <w:r>
+        <w:rPr>
+          <w:rFonts w:ascii="Consolas" w:cs="Consolas" w:eastAsia="Consolas" w:hAnsi="Consolas"/>
+          <w:sz w:val="20"/>
+          <w:szCs w:val="20"/>
+        </w:rPr>
+        <w:t xml:space="preserve">docs/APEX-RC-agent-catalog.docx</w:t>
+      </w:r>
+      <w:r>
+        <w:t xml:space="preserve">. That catalog also includes the full Agent × ORCH cross-reference matrix and a decision-cadence summary.</w:t>
       </w:r>
     </w:p>
     <w:p>
